--- a/assets/PLURIPEN_about.docx
+++ b/assets/PLURIPEN_about.docx
@@ -180,11 +180,6 @@
       </w:r>
     </w:p>
     <w:p>
-      <w:pPr>
-        <w:rPr>
-          <w:strike/>
-        </w:rPr>
-      </w:pPr>
       <w:r>
         <w:t>PLURIPEN</w:t>
       </w:r>
@@ -241,137 +236,120 @@
         <w:t xml:space="preserve"> </w:t>
       </w:r>
       <w:r>
-        <w:t xml:space="preserve">widmet sich Mehrsprachigkeit, Minderheiten und Menschenrechten im Kontext einer Politik der Pluralität </w:t>
-      </w:r>
-      <w:r>
-        <w:rPr>
-          <w:strike/>
-        </w:rPr>
-        <w:t>im Sinne von Charles Taylor:</w:t>
+        <w:t>widmet sich Mehrsprachigkeit, Minderheiten und Menschenrechten im Kontext einer Politik der Pluralität</w:t>
+      </w:r>
+      <w:r>
+        <w:t>.</w:t>
       </w:r>
     </w:p>
     <w:p>
       <w:pPr>
         <w:rPr>
-          <w:sz w:val="20"/>
-          <w:szCs w:val="20"/>
+          <w:strike/>
         </w:rPr>
       </w:pPr>
       <w:r>
         <w:rPr>
+          <w:rFonts w:ascii="Aptos" w:hAnsi="Aptos"/>
+        </w:rPr>
+        <w:t xml:space="preserve">PLURIPEN is the successor to the </w:t>
+      </w:r>
+      <w:r>
+        <w:rPr>
+          <w:rFonts w:ascii="Aptos" w:hAnsi="Aptos"/>
           <w:i/>
           <w:iCs/>
-          <w:strike/>
-          <w:sz w:val="20"/>
-          <w:szCs w:val="20"/>
-        </w:rPr>
-        <w:t>"</w:t>
-      </w:r>
-      <w:r>
-        <w:rPr>
+        </w:rPr>
+        <w:t>Graz Linguistic Monographs</w:t>
+      </w:r>
+      <w:r>
+        <w:rPr>
+          <w:rFonts w:ascii="Aptos" w:hAnsi="Aptos"/>
+        </w:rPr>
+        <w:t xml:space="preserve"> (GLM). These were founded in 1985 by Karl Sornig at the Institute of Linguistics at the University of Graz, under the direction of Norman Denison. Even before Karl Sornig's retirement, the GLM was overseen by Dieter W. Halwachs. When he became head of the Plurilingualism Research Unit at </w:t>
+      </w:r>
+      <w:r>
+        <w:rPr>
+          <w:rFonts w:ascii="Aptos" w:hAnsi="Aptos"/>
           <w:i/>
           <w:iCs/>
-          <w:strike/>
-          <w:sz w:val="20"/>
-          <w:szCs w:val="20"/>
-        </w:rPr>
-        <w:t>[…] unsere Identität [wird] zum Teil von der Anerkennung oder ihrem Fehlen, oft auch von einer Verkennung durch andere geprägt […], sodass ein Mensch oder eine Gruppe von Menschen wirklichen Schaden erleiden</w:t>
-      </w:r>
-      <w:r>
-        <w:rPr>
+        </w:rPr>
+        <w:t>treffpunkt sprachen</w:t>
+      </w:r>
+      <w:r>
+        <w:rPr>
+          <w:rFonts w:ascii="Aptos" w:hAnsi="Aptos"/>
+        </w:rPr>
+        <w:t xml:space="preserve">, the Language Centre of the University of Graz, in 2009, the GLM was gradually expanded to include three additional series: in 2015, the </w:t>
+      </w:r>
+      <w:r>
+        <w:rPr>
+          <w:rFonts w:ascii="Aptos" w:hAnsi="Aptos"/>
           <w:i/>
           <w:iCs/>
-          <w:strike/>
-          <w:sz w:val="20"/>
-          <w:szCs w:val="20"/>
-        </w:rPr>
-        <w:t xml:space="preserve"> oder</w:t>
-      </w:r>
-      <w:r>
-        <w:rPr>
+        </w:rPr>
+        <w:t>Graz Romani Publications</w:t>
+      </w:r>
+      <w:r>
+        <w:rPr>
+          <w:rFonts w:ascii="Aptos" w:hAnsi="Aptos"/>
+        </w:rPr>
+        <w:t xml:space="preserve"> (GRP), in 2017, the </w:t>
+      </w:r>
+      <w:r>
+        <w:rPr>
+          <w:rFonts w:ascii="Aptos" w:hAnsi="Aptos"/>
           <w:i/>
           <w:iCs/>
-          <w:strike/>
-          <w:sz w:val="20"/>
-          <w:szCs w:val="20"/>
-        </w:rPr>
-        <w:t xml:space="preserve"> eine wirkliche Deformation erfahren k</w:t>
-      </w:r>
-      <w:r>
-        <w:rPr>
+        </w:rPr>
+        <w:t>Graz Plurilingualism Studies</w:t>
+      </w:r>
+      <w:r>
+        <w:rPr>
+          <w:rFonts w:ascii="Aptos" w:hAnsi="Aptos"/>
+        </w:rPr>
+        <w:t xml:space="preserve"> (GPS), and in 2021, the </w:t>
+      </w:r>
+      <w:r>
+        <w:rPr>
+          <w:rFonts w:ascii="Aptos" w:hAnsi="Aptos"/>
           <w:i/>
           <w:iCs/>
-          <w:strike/>
-          <w:sz w:val="20"/>
-          <w:szCs w:val="20"/>
-        </w:rPr>
-        <w:t>önnen</w:t>
-      </w:r>
-      <w:r>
-        <w:rPr>
-          <w:i/>
-          <w:iCs/>
-          <w:strike/>
-          <w:sz w:val="20"/>
-          <w:szCs w:val="20"/>
-        </w:rPr>
-        <w:t>, wenn die sie umgebende Gesellschaft ihnen ein einschränkendes, herabwürdigendes oder verächtliches Bild ihrer selbst zurückspiegelt.</w:t>
-      </w:r>
-      <w:r>
-        <w:rPr>
-          <w:i/>
-          <w:iCs/>
-          <w:strike/>
-          <w:sz w:val="20"/>
-          <w:szCs w:val="20"/>
-        </w:rPr>
-        <w:t>"</w:t>
-      </w:r>
-      <w:r>
-        <w:rPr>
-          <w:strike/>
-          <w:sz w:val="20"/>
-          <w:szCs w:val="20"/>
-        </w:rPr>
-        <w:t xml:space="preserve"> (Charles Taylor: </w:t>
-      </w:r>
-      <w:r>
-        <w:rPr>
-          <w:rFonts w:eastAsia="Linux Libertine"/>
-          <w:strike/>
-          <w:sz w:val="20"/>
-          <w:szCs w:val="20"/>
-        </w:rPr>
-        <w:t>Multikulturalismus und die Politik der Anerkennung</w:t>
-      </w:r>
-      <w:r>
-        <w:rPr>
-          <w:strike/>
-          <w:sz w:val="20"/>
-          <w:szCs w:val="20"/>
-        </w:rPr>
-        <w:t>. 2009: 13</w:t>
-      </w:r>
-      <w:r>
-        <w:rPr>
-          <w:sz w:val="20"/>
-          <w:szCs w:val="20"/>
-        </w:rPr>
-        <w:t>)</w:t>
+        </w:rPr>
+        <w:t>Graz Plurilingual Texts</w:t>
+      </w:r>
+      <w:r>
+        <w:rPr>
+          <w:rFonts w:ascii="Aptos" w:hAnsi="Aptos"/>
+        </w:rPr>
+        <w:t xml:space="preserve"> (GPT). Following the editor's retirement, the GLM and its three subseries were discontinued, and the associated website at the University of Graz was shut down at the beginning of 2023. Enquiries, particularly in the field of Romani, have led to the resumption of publishing activities in 2026 in cooperation with the Graz Academy.</w:t>
       </w:r>
     </w:p>
     <w:p>
       <w:pPr>
-        <w:spacing w:before="240"/>
-        <w:rPr>
-          <w:rFonts w:ascii="Aptos" w:hAnsi="Aptos"/>
+        <w:rPr>
+          <w:rFonts w:ascii="Aptos" w:hAnsi="Aptos"/>
+          <w:strike/>
+          <w:lang w:val="en-US"/>
         </w:rPr>
       </w:pPr>
       <w:r>
         <w:rPr>
           <w:rFonts w:ascii="Aptos" w:hAnsi="Aptos"/>
         </w:rPr>
-        <w:t xml:space="preserve">PLURIPEN is the successor to the </w:t>
+        <w:t>PLURIPEN</w:t>
+      </w:r>
+      <w:r>
+        <w:rPr>
+          <w:rFonts w:ascii="Aptos" w:hAnsi="Aptos"/>
+        </w:rPr>
+        <w:t xml:space="preserve">, </w:t>
+      </w:r>
+      <w:r>
+        <w:rPr>
+          <w:rFonts w:ascii="Aptos" w:hAnsi="Aptos"/>
+        </w:rPr>
+        <w:t xml:space="preserve">its name combining </w:t>
       </w:r>
       <w:r>
         <w:rPr>
@@ -379,13 +357,13 @@
           <w:i/>
           <w:iCs/>
         </w:rPr>
-        <w:t>Graz Linguistic Monographs</w:t>
-      </w:r>
-      <w:r>
-        <w:rPr>
-          <w:rFonts w:ascii="Aptos" w:hAnsi="Aptos"/>
-        </w:rPr>
-        <w:t xml:space="preserve"> (GLM). These were founded in 1985 by Karl Sornig at the Institute of Linguistics at the University of Graz, under the direction of Norman Denison. Even before Karl Sornig's retirement, the GLM was overseen by Dieter W. Halwachs. When he became head of the Plurilingualism Research Unit at </w:t>
+        <w:t>plurality</w:t>
+      </w:r>
+      <w:r>
+        <w:rPr>
+          <w:rFonts w:ascii="Aptos" w:hAnsi="Aptos"/>
+        </w:rPr>
+        <w:t xml:space="preserve"> with </w:t>
       </w:r>
       <w:r>
         <w:rPr>
@@ -393,69 +371,13 @@
           <w:i/>
           <w:iCs/>
         </w:rPr>
-        <w:t>treffpunkt sprachen</w:t>
-      </w:r>
-      <w:r>
-        <w:rPr>
-          <w:rFonts w:ascii="Aptos" w:hAnsi="Aptos"/>
-        </w:rPr>
-        <w:t xml:space="preserve">, the Language Centre of the University of Graz, in 2009, the GLM was gradually expanded to include three additional series: in 2015, the </w:t>
-      </w:r>
-      <w:r>
-        <w:rPr>
-          <w:rFonts w:ascii="Aptos" w:hAnsi="Aptos"/>
-          <w:i/>
-          <w:iCs/>
-        </w:rPr>
-        <w:t>Graz Romani Publications</w:t>
-      </w:r>
-      <w:r>
-        <w:rPr>
-          <w:rFonts w:ascii="Aptos" w:hAnsi="Aptos"/>
-        </w:rPr>
-        <w:t xml:space="preserve"> (GRP), in 2017, the </w:t>
-      </w:r>
-      <w:r>
-        <w:rPr>
-          <w:rFonts w:ascii="Aptos" w:hAnsi="Aptos"/>
-          <w:i/>
-          <w:iCs/>
-        </w:rPr>
-        <w:t>Graz Plurilingualism Studies</w:t>
-      </w:r>
-      <w:r>
-        <w:rPr>
-          <w:rFonts w:ascii="Aptos" w:hAnsi="Aptos"/>
-        </w:rPr>
-        <w:t xml:space="preserve"> (GPS), and in 2021, the </w:t>
-      </w:r>
-      <w:r>
-        <w:rPr>
-          <w:rFonts w:ascii="Aptos" w:hAnsi="Aptos"/>
-          <w:i/>
-          <w:iCs/>
-        </w:rPr>
-        <w:t>Graz Plurilingual Texts</w:t>
-      </w:r>
-      <w:r>
-        <w:rPr>
-          <w:rFonts w:ascii="Aptos" w:hAnsi="Aptos"/>
-        </w:rPr>
-        <w:t xml:space="preserve"> (GPT). Following the editor's retirement, the GLM and its three subseries were discontinued, and the associated website at the University of Graz was shut down at the beginning of 2023. Enquiries, particularly in the field of Romani, have led to the resumption of publishing activities in 2026 in cooperation with the Graz Academy.</w:t>
-      </w:r>
-    </w:p>
-    <w:p>
-      <w:pPr>
-        <w:rPr>
-          <w:rFonts w:ascii="Aptos" w:hAnsi="Aptos"/>
-          <w:strike/>
-        </w:rPr>
-      </w:pPr>
-      <w:r>
-        <w:rPr>
-          <w:rFonts w:ascii="Aptos" w:hAnsi="Aptos"/>
-        </w:rPr>
-        <w:t>PLURIPEN</w:t>
+        <w:t>-ipen</w:t>
+      </w:r>
+      <w:r>
+        <w:rPr>
+          <w:rFonts w:ascii="Aptos" w:hAnsi="Aptos"/>
+        </w:rPr>
+        <w:t>, the abstract suffix in Romani</w:t>
       </w:r>
       <w:r>
         <w:rPr>
@@ -467,143 +389,12 @@
         <w:rPr>
           <w:rFonts w:ascii="Aptos" w:hAnsi="Aptos"/>
         </w:rPr>
-        <w:t xml:space="preserve">its name combining </w:t>
-      </w:r>
-      <w:r>
-        <w:rPr>
-          <w:rFonts w:ascii="Aptos" w:hAnsi="Aptos"/>
-          <w:i/>
-          <w:iCs/>
-        </w:rPr>
-        <w:t>plurality</w:t>
-      </w:r>
-      <w:r>
-        <w:rPr>
-          <w:rFonts w:ascii="Aptos" w:hAnsi="Aptos"/>
-        </w:rPr>
-        <w:t xml:space="preserve"> with </w:t>
-      </w:r>
-      <w:r>
-        <w:rPr>
-          <w:rFonts w:ascii="Aptos" w:hAnsi="Aptos"/>
-          <w:i/>
-          <w:iCs/>
-        </w:rPr>
-        <w:t>-ipen</w:t>
-      </w:r>
-      <w:r>
-        <w:rPr>
-          <w:rFonts w:ascii="Aptos" w:hAnsi="Aptos"/>
-        </w:rPr>
-        <w:t>, the abstract suffix in Romani</w:t>
-      </w:r>
-      <w:r>
-        <w:rPr>
-          <w:rFonts w:ascii="Aptos" w:hAnsi="Aptos"/>
-        </w:rPr>
-        <w:t xml:space="preserve">, </w:t>
-      </w:r>
-      <w:r>
-        <w:rPr>
-          <w:rFonts w:ascii="Aptos" w:hAnsi="Aptos"/>
-        </w:rPr>
-        <w:t xml:space="preserve">is dedicated to multilingualism, minority issues, and human rights within a politics of plurality </w:t>
-      </w:r>
-      <w:r>
-        <w:rPr>
-          <w:rFonts w:ascii="Aptos" w:hAnsi="Aptos"/>
-          <w:strike/>
-        </w:rPr>
-        <w:t>in the sense developed by Charles Taylor:</w:t>
-      </w:r>
-    </w:p>
-    <w:p>
-      <w:pPr>
-        <w:rPr>
-          <w:i/>
-          <w:iCs/>
-          <w:sz w:val="20"/>
-          <w:szCs w:val="20"/>
-        </w:rPr>
-      </w:pPr>
-      <w:r>
-        <w:rPr>
-          <w:i/>
-          <w:iCs/>
-          <w:strike/>
-          <w:sz w:val="20"/>
-          <w:szCs w:val="20"/>
-        </w:rPr>
-        <w:t>"[…] our identity is partly shaped by recognition or its absence, often by the misrecognition of others, and so a person or a group of people can suffer real damage, real distortion, if the people or society around them mirror back to them a confining or demeaning or contemptible picture of themselves."</w:t>
-      </w:r>
-      <w:r>
-        <w:rPr>
-          <w:i/>
-          <w:iCs/>
-          <w:strike/>
-          <w:sz w:val="20"/>
-          <w:szCs w:val="20"/>
-        </w:rPr>
-        <w:tab/>
-      </w:r>
-      <w:r>
-        <w:rPr>
-          <w:i/>
-          <w:iCs/>
-          <w:strike/>
-          <w:sz w:val="20"/>
-          <w:szCs w:val="20"/>
-        </w:rPr>
-        <w:br/>
-      </w:r>
-      <w:r>
-        <w:rPr>
-          <w:i/>
-          <w:iCs/>
-          <w:strike/>
-          <w:sz w:val="20"/>
-          <w:szCs w:val="20"/>
-        </w:rPr>
-        <w:t xml:space="preserve">(Charles Taylor: </w:t>
-      </w:r>
-      <w:r>
-        <w:rPr>
-          <w:rFonts w:eastAsia="Linux Libertine"/>
-          <w:i/>
-          <w:iCs/>
-          <w:strike/>
-          <w:sz w:val="20"/>
-          <w:szCs w:val="20"/>
-        </w:rPr>
-        <w:t>The Politics of Recognition</w:t>
-      </w:r>
-      <w:r>
-        <w:rPr>
-          <w:i/>
-          <w:iCs/>
-          <w:strike/>
-          <w:sz w:val="20"/>
-          <w:szCs w:val="20"/>
-        </w:rPr>
-        <w:t>. 1992: 23</w:t>
-      </w:r>
-      <w:r>
-        <w:rPr>
-          <w:i/>
-          <w:iCs/>
-          <w:strike/>
-          <w:sz w:val="20"/>
-          <w:szCs w:val="20"/>
-        </w:rPr>
-        <w:t>)</w:t>
-      </w:r>
-      <w:r>
-        <w:rPr>
-          <w:i/>
-          <w:iCs/>
-          <w:strike/>
-          <w:sz w:val="20"/>
-          <w:szCs w:val="20"/>
+        <w:t>is dedicated to multilingualism, minority issues, and human rights within a politics of plurality</w:t>
+      </w:r>
+      <w:r>
+        <w:rPr>
+          <w:rFonts w:ascii="Aptos" w:hAnsi="Aptos"/>
+          <w:lang w:val="en-US"/>
         </w:rPr>
         <w:t>.</w:t>
       </w:r>
@@ -627,7 +418,7 @@
         <w:kern w:val="2"/>
         <w:sz w:val="24"/>
         <w:szCs w:val="24"/>
-        <w:lang w:val="en-AT" w:eastAsia="en-US" w:bidi="ar-SA"/>
+        <w:lang w:eastAsia="en-US" w:bidi="ar-SA"/>
         <w14:ligatures w14:val="standardContextual"/>
       </w:rPr>
     </w:rPrDefault>
